--- a/en/wisdom-stories/ill-gotten-money.docx
+++ b/en/wisdom-stories/ill-gotten-money.docx
@@ -173,7 +173,7 @@
         <w:rPr>
           <w:lang/>
         </w:rPr>
-        <w:t>Outside, I ran into someone I had an old grudge with. He made a cutting remark. I answered back. One word led to another, and soon we were fighting. My father-in-law tried to separate us and got caught in the middle.</w:t>
+        <w:t xml:space="preserve">Outside, I ran into someone I held an old grudge against. He made a cutting remark. I answered back. One word led to another, and soon we were fighting. My father-in-law tried to separate us and got caught in the middle.</w:t>
       </w:r>
     </w:p>
     <w:p>
@@ -199,7 +199,7 @@
         <w:rPr>
           <w:lang/>
         </w:rPr>
-        <w:t>At first, I blamed everything on that money. Then I realised: no one had forced me to keep it from its owner, and no one had forced me to answer an insult with a punch. Each decision had been mine.</w:t>
+        <w:t xml:space="preserve">At first, I blamed everything on that money. Then I realized: no one had forced me to keep it from its owner, and no one had forced me to answer an insult with a punch. Each decision had been mine.</w:t>
       </w:r>
     </w:p>
     <w:p>
